--- a/Filling-in-the-Founders-and-the-Timeline.docx
+++ b/Filling-in-the-Founders-and-the-Timeline.docx
@@ -33,7 +33,27 @@
         <w:pStyle w:val="Lede"/>
       </w:pPr>
       <w:r>
-        <w:t xml:space="preserve">Two new parts of the Digital Museum — a page for each of the seven founders, and an interactive timeline of the Fraternity — are built and live, and are waiting for you to write into them. You do it in Excel. There is no code to touch.</w:t>
+        <w:t xml:space="preserve">Two new parts of the Digital Museum — a page for each of the seven founders, and an interactive timeline of the Fraternity — are built and live, and both have been written from the archive itself. What is left for you is checking, correcting and adding. You do that in Excel. There is no code to touch.</w:t>
+      </w:r>
+    </w:p>
+    <w:p>
+      <w:pPr>
+        <w:pBdr>
+          <w:left w:val="single" w:color="8A6A24" w:sz="18" w:space="8"/>
+        </w:pBdr>
+        <w:shd w:fill="F4EFE6" w:val="clear"/>
+        <w:spacing w:after="200" w:before="120" w:line="276"/>
+        <w:ind w:left="120" w:right="120"/>
+      </w:pPr>
+      <w:r>
+        <w:rPr>
+          <w:b/>
+          <w:bCs/>
+        </w:rPr>
+        <w:t xml:space="preserve">What has already been written. </w:t>
+      </w:r>
+      <w:r>
+        <w:t xml:space="preserve">The seven biographies are done: about 3,500 words in all, drawn from the 1884 Epitome, the 1941 Annals, Fiske’s 1895 history and the earliest numbers of The Diamond, with the volume and page recorded for every claim. The timeline holds 107 hand-written events, each one cited. Eighty-four open questions are listed across the seven founders and twelve events are marked “not settled”, because the sources genuinely disagree. Those lists are the work that is left, and §6 explains how to close one.</w:t>
       </w:r>
     </w:p>
     <w:p>
@@ -253,7 +273,7 @@
                 <w:sz w:val="19"/>
                 <w:szCs w:val="19"/>
               </w:rPr>
-              <w:t xml:space="preserve">Every dated event in the Fraternity’s history on one scrolling page, 1833 to today, with filters by kind of event and a decade rail down the side. 95 events are on it now: 18 written by hand from the Annals, and every chapter’s chartering and closing, added automatically.</w:t>
+              <w:t xml:space="preserve">Every dated event in the Fraternity’s history on one scrolling page, 1833 to today, with filters by kind of event and a decade rail down the side. 184 events are on it: 107 written by hand and cited to a volume and page, and every chapter’s chartering and closing, added automatically. Twelve carry a “not settled” note where the sources disagree.</w:t>
             </w:r>
           </w:p>
         </w:tc>
@@ -321,7 +341,7 @@
                 <w:sz w:val="19"/>
                 <w:szCs w:val="19"/>
               </w:rPr>
-              <w:t xml:space="preserve">A card for each of the seven, and a full page behind each card. The pages already carry what could be transcribed from the Annals — class year, role in the founding, profession, year and place of birth and death — plus every page of every scanned volume that names them. What they do not have yet is the writing: the biography, the family, the burial place. That is what the spreadsheet is for.</w:t>
+              <w:t xml:space="preserve">A card for each of the seven, and a full page behind each card: a written biography of 400 to 600 words, the family where the sources name it, birth and death dates and places, professions and achievements, the 1941 Annals account quoted in full, a list of the volumes each life was written from with links straight to the scanned pages, every page of the archive that names them, and a list of what is still in doubt. What is genuinely missing is the physical record — not one burial place appears anywhere in the archive, and six of the seven have no portrait.</w:t>
             </w:r>
           </w:p>
         </w:tc>
@@ -1479,7 +1499,7 @@
                 <w:sz w:val="19"/>
                 <w:szCs w:val="19"/>
               </w:rPr>
-              <w:t xml:space="preserve">1818</w:t>
+              <w:t xml:space="preserve">1812</w:t>
             </w:r>
           </w:p>
         </w:tc>
@@ -1547,7 +1567,7 @@
                 <w:sz w:val="19"/>
                 <w:szCs w:val="19"/>
               </w:rPr>
-              <w:t xml:space="preserve">born_place</w:t>
+              <w:t xml:space="preserve">born_date</w:t>
             </w:r>
           </w:p>
         </w:tc>
@@ -1580,7 +1600,7 @@
                 <w:sz w:val="19"/>
                 <w:szCs w:val="19"/>
               </w:rPr>
-              <w:t xml:space="preserve">Sheffield, Massachusetts</w:t>
+              <w:t xml:space="preserve">26 August 1812</w:t>
             </w:r>
           </w:p>
         </w:tc>
@@ -1613,7 +1633,7 @@
                 <w:sz w:val="19"/>
                 <w:szCs w:val="19"/>
               </w:rPr>
-              <w:t xml:space="preserve">Town and state, as it was then.</w:t>
+              <w:t xml:space="preserve">The whole date, written out, if it is known.</w:t>
             </w:r>
           </w:p>
         </w:tc>
@@ -1648,7 +1668,7 @@
                 <w:sz w:val="19"/>
                 <w:szCs w:val="19"/>
               </w:rPr>
-              <w:t xml:space="preserve">died_year</w:t>
+              <w:t xml:space="preserve">born_place</w:t>
             </w:r>
           </w:p>
         </w:tc>
@@ -1681,7 +1701,7 @@
                 <w:sz w:val="19"/>
                 <w:szCs w:val="19"/>
               </w:rPr>
-              <w:t xml:space="preserve">1889</w:t>
+              <w:t xml:space="preserve">Goshen, Litchfield County, Connecticut</w:t>
             </w:r>
           </w:p>
         </w:tc>
@@ -1714,7 +1734,7 @@
                 <w:sz w:val="19"/>
                 <w:szCs w:val="19"/>
               </w:rPr>
-              <w:t xml:space="preserve"/>
+              <w:t xml:space="preserve">Town, county and state, as they were then.</w:t>
             </w:r>
           </w:p>
         </w:tc>
@@ -1749,7 +1769,7 @@
                 <w:sz w:val="19"/>
                 <w:szCs w:val="19"/>
               </w:rPr>
-              <w:t xml:space="preserve">died_place</w:t>
+              <w:t xml:space="preserve">died_year</w:t>
             </w:r>
           </w:p>
         </w:tc>
@@ -1782,7 +1802,7 @@
                 <w:sz w:val="19"/>
                 <w:szCs w:val="19"/>
               </w:rPr>
-              <w:t xml:space="preserve">Chicago, Illinois</w:t>
+              <w:t xml:space="preserve">1901</w:t>
             </w:r>
           </w:p>
         </w:tc>
@@ -1850,7 +1870,7 @@
                 <w:sz w:val="19"/>
                 <w:szCs w:val="19"/>
               </w:rPr>
-              <w:t xml:space="preserve">buried_place</w:t>
+              <w:t xml:space="preserve">died_date</w:t>
             </w:r>
           </w:p>
         </w:tc>
@@ -1883,7 +1903,7 @@
                 <w:sz w:val="19"/>
                 <w:szCs w:val="19"/>
               </w:rPr>
-              <w:t xml:space="preserve">Green-Wood Cemetery, Brooklyn, New York</w:t>
+              <w:t xml:space="preserve">1 September 1901</w:t>
             </w:r>
           </w:p>
         </w:tc>
@@ -1916,7 +1936,7 @@
                 <w:sz w:val="19"/>
                 <w:szCs w:val="19"/>
               </w:rPr>
-              <w:t xml:space="preserve">Cemetery, then town and state.</w:t>
+              <w:t xml:space="preserve"/>
             </w:r>
           </w:p>
         </w:tc>
@@ -1951,7 +1971,7 @@
                 <w:sz w:val="19"/>
                 <w:szCs w:val="19"/>
               </w:rPr>
-              <w:t xml:space="preserve">findagrave</w:t>
+              <w:t xml:space="preserve">died_place</w:t>
             </w:r>
           </w:p>
         </w:tc>
@@ -1984,7 +2004,7 @@
                 <w:sz w:val="19"/>
                 <w:szCs w:val="19"/>
               </w:rPr>
-              <w:t xml:space="preserve">https://www.findagrave.com/memorial/12345</w:t>
+              <w:t xml:space="preserve">Waterloo, New York</w:t>
             </w:r>
           </w:p>
         </w:tc>
@@ -2017,7 +2037,7 @@
                 <w:sz w:val="19"/>
                 <w:szCs w:val="19"/>
               </w:rPr>
-              <w:t xml:space="preserve">Paste the whole web address. The page turns it into a button.</w:t>
+              <w:t xml:space="preserve"/>
             </w:r>
           </w:p>
         </w:tc>
@@ -2052,7 +2072,7 @@
                 <w:sz w:val="19"/>
                 <w:szCs w:val="19"/>
               </w:rPr>
-              <w:t xml:space="preserve">family</w:t>
+              <w:t xml:space="preserve">buried_place</w:t>
             </w:r>
           </w:p>
         </w:tc>
@@ -2085,7 +2105,7 @@
                 <w:sz w:val="19"/>
                 <w:szCs w:val="19"/>
               </w:rPr>
-              <w:t xml:space="preserve">Son of Ichabod and Sarah Barnard…</w:t>
+              <w:t xml:space="preserve">Green-Wood Cemetery, Brooklyn, New York</w:t>
             </w:r>
           </w:p>
         </w:tc>
@@ -2118,7 +2138,7 @@
                 <w:sz w:val="19"/>
                 <w:szCs w:val="19"/>
               </w:rPr>
-              <w:t xml:space="preserve">A paragraph. Parents, wife, children, and any Psi U relations — those are worth naming, with chapter and class year.</w:t>
+              <w:t xml:space="preserve">Cemetery, then town and state.</w:t>
             </w:r>
           </w:p>
         </w:tc>
@@ -2153,7 +2173,7 @@
                 <w:sz w:val="19"/>
                 <w:szCs w:val="19"/>
               </w:rPr>
-              <w:t xml:space="preserve">bio</w:t>
+              <w:t xml:space="preserve">findagrave</w:t>
             </w:r>
           </w:p>
         </w:tc>
@@ -2186,7 +2206,7 @@
                 <w:sz w:val="19"/>
                 <w:szCs w:val="19"/>
               </w:rPr>
-              <w:t xml:space="preserve">Barnard entered Union College in 1833…</w:t>
+              <w:t xml:space="preserve">https://www.findagrave.com/memorial/12345</w:t>
             </w:r>
           </w:p>
         </w:tc>
@@ -2219,7 +2239,7 @@
                 <w:sz w:val="19"/>
                 <w:szCs w:val="19"/>
               </w:rPr>
-              <w:t xml:space="preserve">The main biography. As long as you like. Leave a blank line between paragraphs (Alt+Enter twice) and the page breaks them properly.</w:t>
+              <w:t xml:space="preserve">Paste the whole web address. The page turns it into a button.</w:t>
             </w:r>
           </w:p>
         </w:tc>
@@ -2254,6 +2274,208 @@
                 <w:sz w:val="19"/>
                 <w:szCs w:val="19"/>
               </w:rPr>
+              <w:t xml:space="preserve">family</w:t>
+            </w:r>
+          </w:p>
+        </w:tc>
+        <w:tc>
+          <w:tcPr>
+            <w:tcW w:type="dxa" w:w="1500"/>
+            <w:tcBorders>
+              <w:top w:val="single" w:color="D8CCB8" w:sz="2"/>
+              <w:left w:val="none" w:color="FFFFFF" w:sz="0"/>
+              <w:bottom w:val="single" w:color="D8CCB8" w:sz="2"/>
+              <w:right w:val="none" w:color="FFFFFF" w:sz="0"/>
+            </w:tcBorders>
+            <w:tcMar>
+              <w:top w:type="dxa" w:w="90"/>
+              <w:left w:type="dxa" w:w="120"/>
+              <w:bottom w:type="dxa" w:w="90"/>
+              <w:right w:type="dxa" w:w="120"/>
+            </w:tcMar>
+          </w:tcPr>
+          <w:p>
+            <w:pPr>
+              <w:spacing w:after="0" w:line="260"/>
+            </w:pPr>
+            <w:r>
+              <w:rPr>
+                <w:b w:val="false"/>
+                <w:bCs w:val="false"/>
+                <w:caps w:val="false"/>
+                <w:color w:val="1B1614"/>
+                <w:sz w:val="19"/>
+                <w:szCs w:val="19"/>
+              </w:rPr>
+              <w:t xml:space="preserve">Son of Ichabod and Sarah Barnard…</w:t>
+            </w:r>
+          </w:p>
+        </w:tc>
+        <w:tc>
+          <w:tcPr>
+            <w:tcW w:type="dxa" w:w="6110"/>
+            <w:tcBorders>
+              <w:top w:val="single" w:color="D8CCB8" w:sz="2"/>
+              <w:left w:val="none" w:color="FFFFFF" w:sz="0"/>
+              <w:bottom w:val="single" w:color="D8CCB8" w:sz="2"/>
+              <w:right w:val="none" w:color="FFFFFF" w:sz="0"/>
+            </w:tcBorders>
+            <w:tcMar>
+              <w:top w:type="dxa" w:w="90"/>
+              <w:left w:type="dxa" w:w="120"/>
+              <w:bottom w:type="dxa" w:w="90"/>
+              <w:right w:type="dxa" w:w="120"/>
+            </w:tcMar>
+          </w:tcPr>
+          <w:p>
+            <w:pPr>
+              <w:spacing w:after="0" w:line="260"/>
+            </w:pPr>
+            <w:r>
+              <w:rPr>
+                <w:b w:val="false"/>
+                <w:bCs w:val="false"/>
+                <w:caps w:val="false"/>
+                <w:color w:val="1B1614"/>
+                <w:sz w:val="19"/>
+                <w:szCs w:val="19"/>
+              </w:rPr>
+              <w:t xml:space="preserve">A paragraph. Parents, wife, children, and any Psi U relations — those are worth naming, with chapter and class year.</w:t>
+            </w:r>
+          </w:p>
+        </w:tc>
+      </w:tr>
+      <w:tr>
+        <w:tc>
+          <w:tcPr>
+            <w:tcW w:type="dxa" w:w="1750"/>
+            <w:tcBorders>
+              <w:top w:val="single" w:color="D8CCB8" w:sz="2"/>
+              <w:left w:val="none" w:color="FFFFFF" w:sz="0"/>
+              <w:bottom w:val="single" w:color="D8CCB8" w:sz="2"/>
+              <w:right w:val="none" w:color="FFFFFF" w:sz="0"/>
+            </w:tcBorders>
+            <w:tcMar>
+              <w:top w:type="dxa" w:w="90"/>
+              <w:left w:type="dxa" w:w="120"/>
+              <w:bottom w:type="dxa" w:w="90"/>
+              <w:right w:type="dxa" w:w="120"/>
+            </w:tcMar>
+          </w:tcPr>
+          <w:p>
+            <w:pPr>
+              <w:spacing w:after="0" w:line="260"/>
+            </w:pPr>
+            <w:r>
+              <w:rPr>
+                <w:b w:val="false"/>
+                <w:bCs w:val="false"/>
+                <w:caps w:val="false"/>
+                <w:color w:val="1B1614"/>
+                <w:sz w:val="19"/>
+                <w:szCs w:val="19"/>
+              </w:rPr>
+              <w:t xml:space="preserve">bio</w:t>
+            </w:r>
+          </w:p>
+        </w:tc>
+        <w:tc>
+          <w:tcPr>
+            <w:tcW w:type="dxa" w:w="1500"/>
+            <w:tcBorders>
+              <w:top w:val="single" w:color="D8CCB8" w:sz="2"/>
+              <w:left w:val="none" w:color="FFFFFF" w:sz="0"/>
+              <w:bottom w:val="single" w:color="D8CCB8" w:sz="2"/>
+              <w:right w:val="none" w:color="FFFFFF" w:sz="0"/>
+            </w:tcBorders>
+            <w:tcMar>
+              <w:top w:type="dxa" w:w="90"/>
+              <w:left w:type="dxa" w:w="120"/>
+              <w:bottom w:type="dxa" w:w="90"/>
+              <w:right w:type="dxa" w:w="120"/>
+            </w:tcMar>
+          </w:tcPr>
+          <w:p>
+            <w:pPr>
+              <w:spacing w:after="0" w:line="260"/>
+            </w:pPr>
+            <w:r>
+              <w:rPr>
+                <w:b w:val="false"/>
+                <w:bCs w:val="false"/>
+                <w:caps w:val="false"/>
+                <w:color w:val="1B1614"/>
+                <w:sz w:val="19"/>
+                <w:szCs w:val="19"/>
+              </w:rPr>
+              <w:t xml:space="preserve">Barnard entered Union College in 1833…</w:t>
+            </w:r>
+          </w:p>
+        </w:tc>
+        <w:tc>
+          <w:tcPr>
+            <w:tcW w:type="dxa" w:w="6110"/>
+            <w:tcBorders>
+              <w:top w:val="single" w:color="D8CCB8" w:sz="2"/>
+              <w:left w:val="none" w:color="FFFFFF" w:sz="0"/>
+              <w:bottom w:val="single" w:color="D8CCB8" w:sz="2"/>
+              <w:right w:val="none" w:color="FFFFFF" w:sz="0"/>
+            </w:tcBorders>
+            <w:tcMar>
+              <w:top w:type="dxa" w:w="90"/>
+              <w:left w:type="dxa" w:w="120"/>
+              <w:bottom w:type="dxa" w:w="90"/>
+              <w:right w:type="dxa" w:w="120"/>
+            </w:tcMar>
+          </w:tcPr>
+          <w:p>
+            <w:pPr>
+              <w:spacing w:after="0" w:line="260"/>
+            </w:pPr>
+            <w:r>
+              <w:rPr>
+                <w:b w:val="false"/>
+                <w:bCs w:val="false"/>
+                <w:caps w:val="false"/>
+                <w:color w:val="1B1614"/>
+                <w:sz w:val="19"/>
+                <w:szCs w:val="19"/>
+              </w:rPr>
+              <w:t xml:space="preserve">The main biography. As long as you like. Leave a blank line between paragraphs (Alt+Enter twice) and the page breaks them properly.</w:t>
+            </w:r>
+          </w:p>
+        </w:tc>
+      </w:tr>
+      <w:tr>
+        <w:tc>
+          <w:tcPr>
+            <w:tcW w:type="dxa" w:w="1750"/>
+            <w:tcBorders>
+              <w:top w:val="single" w:color="D8CCB8" w:sz="2"/>
+              <w:left w:val="none" w:color="FFFFFF" w:sz="0"/>
+              <w:bottom w:val="single" w:color="D8CCB8" w:sz="2"/>
+              <w:right w:val="none" w:color="FFFFFF" w:sz="0"/>
+            </w:tcBorders>
+            <w:tcMar>
+              <w:top w:type="dxa" w:w="90"/>
+              <w:left w:type="dxa" w:w="120"/>
+              <w:bottom w:type="dxa" w:w="90"/>
+              <w:right w:type="dxa" w:w="120"/>
+            </w:tcMar>
+          </w:tcPr>
+          <w:p>
+            <w:pPr>
+              <w:spacing w:after="0" w:line="260"/>
+            </w:pPr>
+            <w:r>
+              <w:rPr>
+                <w:b w:val="false"/>
+                <w:bCs w:val="false"/>
+                <w:caps w:val="false"/>
+                <w:color w:val="1B1614"/>
+                <w:sz w:val="19"/>
+                <w:szCs w:val="19"/>
+              </w:rPr>
               <w:t xml:space="preserve">achievements</w:t>
             </w:r>
           </w:p>
@@ -2625,6 +2847,208 @@
                 <w:szCs w:val="19"/>
               </w:rPr>
               <w:t xml:space="preserve">ONE PER LINE, each written as the words you want to show, a vertical bar, then the address. See below.</w:t>
+            </w:r>
+          </w:p>
+        </w:tc>
+      </w:tr>
+      <w:tr>
+        <w:tc>
+          <w:tcPr>
+            <w:tcW w:type="dxa" w:w="1750"/>
+            <w:tcBorders>
+              <w:top w:val="single" w:color="D8CCB8" w:sz="2"/>
+              <w:left w:val="none" w:color="FFFFFF" w:sz="0"/>
+              <w:bottom w:val="single" w:color="D8CCB8" w:sz="2"/>
+              <w:right w:val="none" w:color="FFFFFF" w:sz="0"/>
+            </w:tcBorders>
+            <w:tcMar>
+              <w:top w:type="dxa" w:w="90"/>
+              <w:left w:type="dxa" w:w="120"/>
+              <w:bottom w:type="dxa" w:w="90"/>
+              <w:right w:type="dxa" w:w="120"/>
+            </w:tcMar>
+          </w:tcPr>
+          <w:p>
+            <w:pPr>
+              <w:spacing w:after="0" w:line="260"/>
+            </w:pPr>
+            <w:r>
+              <w:rPr>
+                <w:b w:val="false"/>
+                <w:bCs w:val="false"/>
+                <w:caps w:val="false"/>
+                <w:color w:val="1B1614"/>
+                <w:sz w:val="19"/>
+                <w:szCs w:val="19"/>
+              </w:rPr>
+              <w:t xml:space="preserve">sources</w:t>
+            </w:r>
+          </w:p>
+        </w:tc>
+        <w:tc>
+          <w:tcPr>
+            <w:tcW w:type="dxa" w:w="1500"/>
+            <w:tcBorders>
+              <w:top w:val="single" w:color="D8CCB8" w:sz="2"/>
+              <w:left w:val="none" w:color="FFFFFF" w:sz="0"/>
+              <w:bottom w:val="single" w:color="D8CCB8" w:sz="2"/>
+              <w:right w:val="none" w:color="FFFFFF" w:sz="0"/>
+            </w:tcBorders>
+            <w:tcMar>
+              <w:top w:type="dxa" w:w="90"/>
+              <w:left w:type="dxa" w:w="120"/>
+              <w:bottom w:type="dxa" w:w="90"/>
+              <w:right w:type="dxa" w:w="120"/>
+            </w:tcMar>
+          </w:tcPr>
+          <w:p>
+            <w:pPr>
+              <w:spacing w:after="0" w:line="260"/>
+            </w:pPr>
+            <w:r>
+              <w:rPr>
+                <w:b w:val="false"/>
+                <w:bCs w:val="false"/>
+                <w:caps w:val="false"/>
+                <w:color w:val="1B1614"/>
+                <w:sz w:val="19"/>
+                <w:szCs w:val="19"/>
+              </w:rPr>
+              <w:t xml:space="preserve">annals-of-psi-upsilon-pt-02-the-chapters | 10 | Annals, Part 2</w:t>
+            </w:r>
+          </w:p>
+        </w:tc>
+        <w:tc>
+          <w:tcPr>
+            <w:tcW w:type="dxa" w:w="6110"/>
+            <w:tcBorders>
+              <w:top w:val="single" w:color="D8CCB8" w:sz="2"/>
+              <w:left w:val="none" w:color="FFFFFF" w:sz="0"/>
+              <w:bottom w:val="single" w:color="D8CCB8" w:sz="2"/>
+              <w:right w:val="none" w:color="FFFFFF" w:sz="0"/>
+            </w:tcBorders>
+            <w:tcMar>
+              <w:top w:type="dxa" w:w="90"/>
+              <w:left w:type="dxa" w:w="120"/>
+              <w:bottom w:type="dxa" w:w="90"/>
+              <w:right w:type="dxa" w:w="120"/>
+            </w:tcMar>
+          </w:tcPr>
+          <w:p>
+            <w:pPr>
+              <w:spacing w:after="0" w:line="260"/>
+            </w:pPr>
+            <w:r>
+              <w:rPr>
+                <w:b w:val="false"/>
+                <w:bCs w:val="false"/>
+                <w:caps w:val="false"/>
+                <w:color w:val="1B1614"/>
+                <w:sz w:val="19"/>
+                <w:szCs w:val="19"/>
+              </w:rPr>
+              <w:t xml:space="preserve">The volumes the biography was written from. Already filled in. One per line as volume-id, bar, page, bar, label. They become links that open the scan at the page.</w:t>
+            </w:r>
+          </w:p>
+        </w:tc>
+      </w:tr>
+      <w:tr>
+        <w:tc>
+          <w:tcPr>
+            <w:tcW w:type="dxa" w:w="1750"/>
+            <w:tcBorders>
+              <w:top w:val="single" w:color="D8CCB8" w:sz="2"/>
+              <w:left w:val="none" w:color="FFFFFF" w:sz="0"/>
+              <w:bottom w:val="single" w:color="D8CCB8" w:sz="2"/>
+              <w:right w:val="none" w:color="FFFFFF" w:sz="0"/>
+            </w:tcBorders>
+            <w:tcMar>
+              <w:top w:type="dxa" w:w="90"/>
+              <w:left w:type="dxa" w:w="120"/>
+              <w:bottom w:type="dxa" w:w="90"/>
+              <w:right w:type="dxa" w:w="120"/>
+            </w:tcMar>
+          </w:tcPr>
+          <w:p>
+            <w:pPr>
+              <w:spacing w:after="0" w:line="260"/>
+            </w:pPr>
+            <w:r>
+              <w:rPr>
+                <w:b w:val="false"/>
+                <w:bCs w:val="false"/>
+                <w:caps w:val="false"/>
+                <w:color w:val="1B1614"/>
+                <w:sz w:val="19"/>
+                <w:szCs w:val="19"/>
+              </w:rPr>
+              <w:t xml:space="preserve">uncertainties</w:t>
+            </w:r>
+          </w:p>
+        </w:tc>
+        <w:tc>
+          <w:tcPr>
+            <w:tcW w:type="dxa" w:w="1500"/>
+            <w:tcBorders>
+              <w:top w:val="single" w:color="D8CCB8" w:sz="2"/>
+              <w:left w:val="none" w:color="FFFFFF" w:sz="0"/>
+              <w:bottom w:val="single" w:color="D8CCB8" w:sz="2"/>
+              <w:right w:val="none" w:color="FFFFFF" w:sz="0"/>
+            </w:tcBorders>
+            <w:tcMar>
+              <w:top w:type="dxa" w:w="90"/>
+              <w:left w:type="dxa" w:w="120"/>
+              <w:bottom w:type="dxa" w:w="90"/>
+              <w:right w:type="dxa" w:w="120"/>
+            </w:tcMar>
+          </w:tcPr>
+          <w:p>
+            <w:pPr>
+              <w:spacing w:after="0" w:line="260"/>
+            </w:pPr>
+            <w:r>
+              <w:rPr>
+                <w:b w:val="false"/>
+                <w:bCs w:val="false"/>
+                <w:caps w:val="false"/>
+                <w:color w:val="1B1614"/>
+                <w:sz w:val="19"/>
+                <w:szCs w:val="19"/>
+              </w:rPr>
+              <w:t xml:space="preserve">His place of burial ~ No source in the archive gives one ~ Cemetery records at Waterloo, New York</w:t>
+            </w:r>
+          </w:p>
+        </w:tc>
+        <w:tc>
+          <w:tcPr>
+            <w:tcW w:type="dxa" w:w="6110"/>
+            <w:tcBorders>
+              <w:top w:val="single" w:color="D8CCB8" w:sz="2"/>
+              <w:left w:val="none" w:color="FFFFFF" w:sz="0"/>
+              <w:bottom w:val="single" w:color="D8CCB8" w:sz="2"/>
+              <w:right w:val="none" w:color="FFFFFF" w:sz="0"/>
+            </w:tcBorders>
+            <w:tcMar>
+              <w:top w:type="dxa" w:w="90"/>
+              <w:left w:type="dxa" w:w="120"/>
+              <w:bottom w:type="dxa" w:w="90"/>
+              <w:right w:type="dxa" w:w="120"/>
+            </w:tcMar>
+          </w:tcPr>
+          <w:p>
+            <w:pPr>
+              <w:spacing w:after="0" w:line="260"/>
+            </w:pPr>
+            <w:r>
+              <w:rPr>
+                <w:b w:val="false"/>
+                <w:bCs w:val="false"/>
+                <w:caps w:val="false"/>
+                <w:color w:val="1B1614"/>
+                <w:sz w:val="19"/>
+                <w:szCs w:val="19"/>
+              </w:rPr>
+              <w:t xml:space="preserve">The open questions at the foot of his page. Already filled in. One per line, in three parts separated by a tilde (~). See §6 — this is the column that matters most now.</w:t>
             </w:r>
           </w:p>
         </w:tc>
@@ -2818,7 +3242,7 @@
         <w:spacing w:after="160" w:line="276"/>
       </w:pPr>
       <w:r>
-        <w:t xml:space="preserve">Fill in these few columns for all seven and the pages are transformed: </w:t>
+        <w:t xml:space="preserve">The biographies are written, so the ten-minute job is no longer typing — it is checking. Read one founder’s page against the sources listed at the foot of it, and either confirm what is there or correct it. If you would rather add than check, these are the three gaps worth closing first, in this order:</w:t>
       </w:r>
     </w:p>
     <w:p>
@@ -2835,10 +3259,30 @@
           <w:b/>
           <w:bCs/>
         </w:rPr>
-        <w:t xml:space="preserve">bio</w:t>
-      </w:r>
-      <w:r>
-        <w:t xml:space="preserve"> — even three sentences each. This is the one that matters most.</w:t>
+        <w:t xml:space="preserve">buried_place</w:t>
+      </w:r>
+      <w:r>
+        <w:t xml:space="preserve"> and </w:t>
+      </w:r>
+      <w:r>
+        <w:rPr>
+          <w:b/>
+          <w:bCs/>
+        </w:rPr>
+        <w:t xml:space="preserve">findagrave</w:t>
+      </w:r>
+      <w:r>
+        <w:t xml:space="preserve"> — </w:t>
+      </w:r>
+      <w:r>
+        <w:rPr>
+          <w:i/>
+          <w:iCs/>
+        </w:rPr>
+        <w:t xml:space="preserve">not one of the seven has a recorded burial place</w:t>
+      </w:r>
+      <w:r>
+        <w:t xml:space="preserve">. Nothing in 190 years of the Fraternity’s own publications says where its founders are. Six of the seven death places are known, which is where to start looking: Waterloo NY, Columbus NE, San Diego CA, Bath NY, Los Angeles CA, Buffalo NY.</w:t>
       </w:r>
     </w:p>
     <w:p>
@@ -2855,20 +3299,10 @@
           <w:b/>
           <w:bCs/>
         </w:rPr>
-        <w:t xml:space="preserve">buried_place</w:t>
-      </w:r>
-      <w:r>
-        <w:t xml:space="preserve"> and </w:t>
-      </w:r>
-      <w:r>
-        <w:rPr>
-          <w:b/>
-          <w:bCs/>
-        </w:rPr>
-        <w:t xml:space="preserve">findagrave</w:t>
-      </w:r>
-      <w:r>
-        <w:t xml:space="preserve"> — quick to look up, and the thing visitors most often want.</w:t>
+        <w:t xml:space="preserve">portrait</w:t>
+      </w:r>
+      <w:r>
+        <w:t xml:space="preserve"> — six of the seven have no picture. The Fraternity noticed this in 1933 and said so: “It is to be regretted that we have no pictures of Robert Barnard and Merwin H. Stewart.” A daguerreotype of Barnard turned up shortly afterwards. Nothing of Stewart ever has.</w:t>
       </w:r>
     </w:p>
     <w:p>
@@ -2888,7 +3322,7 @@
         <w:t xml:space="preserve">family</w:t>
       </w:r>
       <w:r>
-        <w:t xml:space="preserve"> — the Annals gives you most of it.</w:t>
+        <w:t xml:space="preserve"> — the parents of only two of the seven are named anywhere, and both come from a single 1965 article. No wife or child of any founder is recorded except one son of Harvey’s, and one of Martindale’s.</w:t>
       </w:r>
     </w:p>
     <w:p>
@@ -4159,6 +4593,107 @@
           </w:p>
         </w:tc>
       </w:tr>
+      <w:tr>
+        <w:tc>
+          <w:tcPr>
+            <w:tcW w:type="dxa" w:w="1750"/>
+            <w:tcBorders>
+              <w:top w:val="single" w:color="D8CCB8" w:sz="2"/>
+              <w:left w:val="none" w:color="FFFFFF" w:sz="0"/>
+              <w:bottom w:val="single" w:color="D8CCB8" w:sz="2"/>
+              <w:right w:val="none" w:color="FFFFFF" w:sz="0"/>
+            </w:tcBorders>
+            <w:tcMar>
+              <w:top w:type="dxa" w:w="90"/>
+              <w:left w:type="dxa" w:w="120"/>
+              <w:bottom w:type="dxa" w:w="90"/>
+              <w:right w:type="dxa" w:w="120"/>
+            </w:tcMar>
+          </w:tcPr>
+          <w:p>
+            <w:pPr>
+              <w:spacing w:after="0" w:line="260"/>
+            </w:pPr>
+            <w:r>
+              <w:rPr>
+                <w:b w:val="false"/>
+                <w:bCs w:val="false"/>
+                <w:caps w:val="false"/>
+                <w:color w:val="1B1614"/>
+                <w:sz w:val="19"/>
+                <w:szCs w:val="19"/>
+              </w:rPr>
+              <w:t xml:space="preserve">uncertain</w:t>
+            </w:r>
+          </w:p>
+        </w:tc>
+        <w:tc>
+          <w:tcPr>
+            <w:tcW w:type="dxa" w:w="1600"/>
+            <w:tcBorders>
+              <w:top w:val="single" w:color="D8CCB8" w:sz="2"/>
+              <w:left w:val="none" w:color="FFFFFF" w:sz="0"/>
+              <w:bottom w:val="single" w:color="D8CCB8" w:sz="2"/>
+              <w:right w:val="none" w:color="FFFFFF" w:sz="0"/>
+            </w:tcBorders>
+            <w:tcMar>
+              <w:top w:type="dxa" w:w="90"/>
+              <w:left w:type="dxa" w:w="120"/>
+              <w:bottom w:type="dxa" w:w="90"/>
+              <w:right w:type="dxa" w:w="120"/>
+            </w:tcMar>
+          </w:tcPr>
+          <w:p>
+            <w:pPr>
+              <w:spacing w:after="0" w:line="260"/>
+            </w:pPr>
+            <w:r>
+              <w:rPr>
+                <w:b w:val="false"/>
+                <w:bCs w:val="false"/>
+                <w:caps w:val="false"/>
+                <w:color w:val="1B1614"/>
+                <w:sz w:val="19"/>
+                <w:szCs w:val="19"/>
+              </w:rPr>
+              <w:t xml:space="preserve">Harvey said the meeting was in his room; Hadley said his own</w:t>
+            </w:r>
+          </w:p>
+        </w:tc>
+        <w:tc>
+          <w:tcPr>
+            <w:tcW w:type="dxa" w:w="6010"/>
+            <w:tcBorders>
+              <w:top w:val="single" w:color="D8CCB8" w:sz="2"/>
+              <w:left w:val="none" w:color="FFFFFF" w:sz="0"/>
+              <w:bottom w:val="single" w:color="D8CCB8" w:sz="2"/>
+              <w:right w:val="none" w:color="FFFFFF" w:sz="0"/>
+            </w:tcBorders>
+            <w:tcMar>
+              <w:top w:type="dxa" w:w="90"/>
+              <w:left w:type="dxa" w:w="120"/>
+              <w:bottom w:type="dxa" w:w="90"/>
+              <w:right w:type="dxa" w:w="120"/>
+            </w:tcMar>
+          </w:tcPr>
+          <w:p>
+            <w:pPr>
+              <w:spacing w:after="0" w:line="260"/>
+            </w:pPr>
+            <w:r>
+              <w:rPr>
+                <w:b w:val="false"/>
+                <w:bCs w:val="false"/>
+                <w:caps w:val="false"/>
+                <w:color w:val="1B1614"/>
+                <w:sz w:val="19"/>
+                <w:szCs w:val="19"/>
+              </w:rPr>
+              <w:t xml:space="preserve">One sentence, only where the sources genuinely disagree. Shows on the timeline as “Not settled”. Clear the cell once it is settled.</w:t>
+            </w:r>
+          </w:p>
+        </w:tc>
+      </w:tr>
     </w:tbl>
     <w:p>
       <w:pPr>
@@ -5390,7 +5925,1008 @@
         <w:spacing w:after="160" w:before="360"/>
       </w:pPr>
       <w:r>
-        <w:t xml:space="preserve">6.  About running the OCR again</w:t>
+        <w:t xml:space="preserve">6.  The open questions, and how to close one</w:t>
+      </w:r>
+    </w:p>
+    <w:p>
+      <w:pPr>
+        <w:spacing w:after="160" w:line="276"/>
+      </w:pPr>
+      <w:r>
+        <w:t xml:space="preserve">This is the part of the two spreadsheets that is different from anything else on the site, and it is worth ten minutes of reading.</w:t>
+      </w:r>
+    </w:p>
+    <w:p>
+      <w:pPr>
+        <w:spacing w:after="160" w:line="276"/>
+      </w:pPr>
+      <w:r>
+        <w:t xml:space="preserve">The seven founders left almost no record of themselves, and what they did leave does not agree. Six of them lived long enough to be asked, in the 1870s, what had happened in 1833 — and they gave different answers. Harvey said the pledge was signed in his room. Hadley said five sophomores met in his own room, No. 11 Old College, and called himself the Father of the Society. Goodale thought the society was organised in October, “but am not quite sure”, and could not name all the signers. The Diamond’s own editor printed Hadley’s account with a warning about “slight inacuracies into which the venerable author of these statements has been led by lapses of memory”. Fiske, writing in 1895, gave up: “it is hardly possible, at this remote day, to distinguish the precise part which each played.”</w:t>
+      </w:r>
+    </w:p>
+    <w:p>
+      <w:pPr>
+        <w:spacing w:after="160" w:line="276"/>
+      </w:pPr>
+      <w:r>
+        <w:t xml:space="preserve">So the pages do not choose. Where the sources disagree, the page says so, and the disagreement is recorded in the </w:t>
+      </w:r>
+      <w:r>
+        <w:rPr>
+          <w:b/>
+          <w:bCs/>
+        </w:rPr>
+        <w:t xml:space="preserve">uncertainties</w:t>
+      </w:r>
+      <w:r>
+        <w:t xml:space="preserve"> column — eighty-four of them across the seven, and twelve more on the timeline. Each one has three parts:</w:t>
+      </w:r>
+    </w:p>
+    <w:tbl>
+      <w:tblPr>
+        <w:tblW w:type="dxa" w:w="9360"/>
+        <w:tblBorders>
+          <w:top w:val="single" w:color="auto" w:sz="4"/>
+          <w:left w:val="single" w:color="auto" w:sz="4"/>
+          <w:bottom w:val="single" w:color="auto" w:sz="4"/>
+          <w:right w:val="single" w:color="auto" w:sz="4"/>
+          <w:insideH w:val="single" w:color="auto" w:sz="4"/>
+          <w:insideV w:val="single" w:color="auto" w:sz="4"/>
+        </w:tblBorders>
+      </w:tblPr>
+      <w:tblGrid>
+        <w:gridCol w:w="1700"/>
+        <w:gridCol w:w="7660"/>
+      </w:tblGrid>
+      <w:tr>
+        <w:trPr>
+          <w:tblHeader/>
+        </w:trPr>
+        <w:tc>
+          <w:tcPr>
+            <w:tcW w:type="dxa" w:w="1700"/>
+            <w:tcBorders>
+              <w:top w:val="single" w:color="D8CCB8" w:sz="2"/>
+              <w:left w:val="none" w:color="FFFFFF" w:sz="0"/>
+              <w:bottom w:val="single" w:color="D8CCB8" w:sz="2"/>
+              <w:right w:val="none" w:color="FFFFFF" w:sz="0"/>
+            </w:tcBorders>
+            <w:shd w:fill="F4EFE6" w:val="clear"/>
+            <w:tcMar>
+              <w:top w:type="dxa" w:w="90"/>
+              <w:left w:type="dxa" w:w="120"/>
+              <w:bottom w:type="dxa" w:w="90"/>
+              <w:right w:type="dxa" w:w="120"/>
+            </w:tcMar>
+          </w:tcPr>
+          <w:p>
+            <w:pPr>
+              <w:spacing w:after="0" w:line="260"/>
+            </w:pPr>
+            <w:r>
+              <w:rPr>
+                <w:b/>
+                <w:bCs/>
+                <w:caps/>
+                <w:color w:val="5A5048"/>
+                <w:sz w:val="17"/>
+                <w:szCs w:val="17"/>
+              </w:rPr>
+              <w:t xml:space="preserve">Part</w:t>
+            </w:r>
+          </w:p>
+        </w:tc>
+        <w:tc>
+          <w:tcPr>
+            <w:tcW w:type="dxa" w:w="7660"/>
+            <w:tcBorders>
+              <w:top w:val="single" w:color="D8CCB8" w:sz="2"/>
+              <w:left w:val="none" w:color="FFFFFF" w:sz="0"/>
+              <w:bottom w:val="single" w:color="D8CCB8" w:sz="2"/>
+              <w:right w:val="none" w:color="FFFFFF" w:sz="0"/>
+            </w:tcBorders>
+            <w:shd w:fill="F4EFE6" w:val="clear"/>
+            <w:tcMar>
+              <w:top w:type="dxa" w:w="90"/>
+              <w:left w:type="dxa" w:w="120"/>
+              <w:bottom w:type="dxa" w:w="90"/>
+              <w:right w:type="dxa" w:w="120"/>
+            </w:tcMar>
+          </w:tcPr>
+          <w:p>
+            <w:pPr>
+              <w:spacing w:after="0" w:line="260"/>
+            </w:pPr>
+            <w:r>
+              <w:rPr>
+                <w:b/>
+                <w:bCs/>
+                <w:caps/>
+                <w:color w:val="5A5048"/>
+                <w:sz w:val="17"/>
+                <w:szCs w:val="17"/>
+              </w:rPr>
+              <w:t xml:space="preserve">What goes in it</w:t>
+            </w:r>
+          </w:p>
+        </w:tc>
+      </w:tr>
+      <w:tr>
+        <w:tc>
+          <w:tcPr>
+            <w:tcW w:type="dxa" w:w="1700"/>
+            <w:tcBorders>
+              <w:top w:val="single" w:color="D8CCB8" w:sz="2"/>
+              <w:left w:val="none" w:color="FFFFFF" w:sz="0"/>
+              <w:bottom w:val="single" w:color="D8CCB8" w:sz="2"/>
+              <w:right w:val="none" w:color="FFFFFF" w:sz="0"/>
+            </w:tcBorders>
+            <w:tcMar>
+              <w:top w:type="dxa" w:w="90"/>
+              <w:left w:type="dxa" w:w="120"/>
+              <w:bottom w:type="dxa" w:w="90"/>
+              <w:right w:type="dxa" w:w="120"/>
+            </w:tcMar>
+          </w:tcPr>
+          <w:p>
+            <w:pPr>
+              <w:spacing w:after="0" w:line="260"/>
+            </w:pPr>
+            <w:r>
+              <w:rPr>
+                <w:b w:val="false"/>
+                <w:bCs w:val="false"/>
+                <w:caps w:val="false"/>
+                <w:color w:val="1B1614"/>
+                <w:sz w:val="19"/>
+                <w:szCs w:val="19"/>
+              </w:rPr>
+              <w:t xml:space="preserve">The claim</w:t>
+            </w:r>
+          </w:p>
+        </w:tc>
+        <w:tc>
+          <w:tcPr>
+            <w:tcW w:type="dxa" w:w="7660"/>
+            <w:tcBorders>
+              <w:top w:val="single" w:color="D8CCB8" w:sz="2"/>
+              <w:left w:val="none" w:color="FFFFFF" w:sz="0"/>
+              <w:bottom w:val="single" w:color="D8CCB8" w:sz="2"/>
+              <w:right w:val="none" w:color="FFFFFF" w:sz="0"/>
+            </w:tcBorders>
+            <w:tcMar>
+              <w:top w:type="dxa" w:w="90"/>
+              <w:left w:type="dxa" w:w="120"/>
+              <w:bottom w:type="dxa" w:w="90"/>
+              <w:right w:type="dxa" w:w="120"/>
+            </w:tcMar>
+          </w:tcPr>
+          <w:p>
+            <w:pPr>
+              <w:spacing w:after="0" w:line="260"/>
+            </w:pPr>
+            <w:r>
+              <w:rPr>
+                <w:b w:val="false"/>
+                <w:bCs w:val="false"/>
+                <w:caps w:val="false"/>
+                <w:color w:val="1B1614"/>
+                <w:sz w:val="19"/>
+                <w:szCs w:val="19"/>
+              </w:rPr>
+              <w:t xml:space="preserve">What is unsettled, in a few words. This is the line a reader clicks on.</w:t>
+            </w:r>
+          </w:p>
+        </w:tc>
+      </w:tr>
+      <w:tr>
+        <w:tc>
+          <w:tcPr>
+            <w:tcW w:type="dxa" w:w="1700"/>
+            <w:tcBorders>
+              <w:top w:val="single" w:color="D8CCB8" w:sz="2"/>
+              <w:left w:val="none" w:color="FFFFFF" w:sz="0"/>
+              <w:bottom w:val="single" w:color="D8CCB8" w:sz="2"/>
+              <w:right w:val="none" w:color="FFFFFF" w:sz="0"/>
+            </w:tcBorders>
+            <w:tcMar>
+              <w:top w:type="dxa" w:w="90"/>
+              <w:left w:type="dxa" w:w="120"/>
+              <w:bottom w:type="dxa" w:w="90"/>
+              <w:right w:type="dxa" w:w="120"/>
+            </w:tcMar>
+          </w:tcPr>
+          <w:p>
+            <w:pPr>
+              <w:spacing w:after="0" w:line="260"/>
+            </w:pPr>
+            <w:r>
+              <w:rPr>
+                <w:b w:val="false"/>
+                <w:bCs w:val="false"/>
+                <w:caps w:val="false"/>
+                <w:color w:val="1B1614"/>
+                <w:sz w:val="19"/>
+                <w:szCs w:val="19"/>
+              </w:rPr>
+              <w:t xml:space="preserve">The detail</w:t>
+            </w:r>
+          </w:p>
+        </w:tc>
+        <w:tc>
+          <w:tcPr>
+            <w:tcW w:type="dxa" w:w="7660"/>
+            <w:tcBorders>
+              <w:top w:val="single" w:color="D8CCB8" w:sz="2"/>
+              <w:left w:val="none" w:color="FFFFFF" w:sz="0"/>
+              <w:bottom w:val="single" w:color="D8CCB8" w:sz="2"/>
+              <w:right w:val="none" w:color="FFFFFF" w:sz="0"/>
+            </w:tcBorders>
+            <w:tcMar>
+              <w:top w:type="dxa" w:w="90"/>
+              <w:left w:type="dxa" w:w="120"/>
+              <w:bottom w:type="dxa" w:w="90"/>
+              <w:right w:type="dxa" w:w="120"/>
+            </w:tcMar>
+          </w:tcPr>
+          <w:p>
+            <w:pPr>
+              <w:spacing w:after="0" w:line="260"/>
+            </w:pPr>
+            <w:r>
+              <w:rPr>
+                <w:b w:val="false"/>
+                <w:bCs w:val="false"/>
+                <w:caps w:val="false"/>
+                <w:color w:val="1B1614"/>
+                <w:sz w:val="19"/>
+                <w:szCs w:val="19"/>
+              </w:rPr>
+              <w:t xml:space="preserve">What each source actually says, naming it and its page. Written so a reader can see the disagreement for themselves rather than taking our word for it.</w:t>
+            </w:r>
+          </w:p>
+        </w:tc>
+      </w:tr>
+      <w:tr>
+        <w:tc>
+          <w:tcPr>
+            <w:tcW w:type="dxa" w:w="1700"/>
+            <w:tcBorders>
+              <w:top w:val="single" w:color="D8CCB8" w:sz="2"/>
+              <w:left w:val="none" w:color="FFFFFF" w:sz="0"/>
+              <w:bottom w:val="single" w:color="D8CCB8" w:sz="2"/>
+              <w:right w:val="none" w:color="FFFFFF" w:sz="0"/>
+            </w:tcBorders>
+            <w:tcMar>
+              <w:top w:type="dxa" w:w="90"/>
+              <w:left w:type="dxa" w:w="120"/>
+              <w:bottom w:type="dxa" w:w="90"/>
+              <w:right w:type="dxa" w:w="120"/>
+            </w:tcMar>
+          </w:tcPr>
+          <w:p>
+            <w:pPr>
+              <w:spacing w:after="0" w:line="260"/>
+            </w:pPr>
+            <w:r>
+              <w:rPr>
+                <w:b w:val="false"/>
+                <w:bCs w:val="false"/>
+                <w:caps w:val="false"/>
+                <w:color w:val="1B1614"/>
+                <w:sz w:val="19"/>
+                <w:szCs w:val="19"/>
+              </w:rPr>
+              <w:t xml:space="preserve">How to settle it</w:t>
+            </w:r>
+          </w:p>
+        </w:tc>
+        <w:tc>
+          <w:tcPr>
+            <w:tcW w:type="dxa" w:w="7660"/>
+            <w:tcBorders>
+              <w:top w:val="single" w:color="D8CCB8" w:sz="2"/>
+              <w:left w:val="none" w:color="FFFFFF" w:sz="0"/>
+              <w:bottom w:val="single" w:color="D8CCB8" w:sz="2"/>
+              <w:right w:val="none" w:color="FFFFFF" w:sz="0"/>
+            </w:tcBorders>
+            <w:tcMar>
+              <w:top w:type="dxa" w:w="90"/>
+              <w:left w:type="dxa" w:w="120"/>
+              <w:bottom w:type="dxa" w:w="90"/>
+              <w:right w:type="dxa" w:w="120"/>
+            </w:tcMar>
+          </w:tcPr>
+          <w:p>
+            <w:pPr>
+              <w:spacing w:after="0" w:line="260"/>
+            </w:pPr>
+            <w:r>
+              <w:rPr>
+                <w:b w:val="false"/>
+                <w:bCs w:val="false"/>
+                <w:caps w:val="false"/>
+                <w:color w:val="1B1614"/>
+                <w:sz w:val="19"/>
+                <w:szCs w:val="19"/>
+              </w:rPr>
+              <w:t xml:space="preserve">Where the answer would be found — a cemetery record, a census, a county clerk, a college archive. This is the useful part.</w:t>
+            </w:r>
+          </w:p>
+        </w:tc>
+      </w:tr>
+    </w:tbl>
+    <w:p>
+      <w:pPr>
+        <w:spacing w:after="180"/>
+      </w:pPr>
+    </w:p>
+    <w:p>
+      <w:pPr>
+        <w:spacing w:after="160" w:line="276"/>
+      </w:pPr>
+      <w:r>
+        <w:t xml:space="preserve">In the spreadsheet the three parts sit in one cell, one question per line, separated by a tilde:</w:t>
+      </w:r>
+    </w:p>
+    <w:p>
+      <w:pPr>
+        <w:shd w:fill="F2EEE7" w:val="clear"/>
+        <w:spacing w:after="0" w:before="40"/>
+        <w:ind w:left="240" w:right="240"/>
+      </w:pPr>
+      <w:r>
+        <w:rPr>
+          <w:rFonts w:ascii="Consolas" w:cs="Consolas" w:eastAsia="Consolas" w:hAnsi="Consolas"/>
+          <w:sz w:val="18"/>
+          <w:szCs w:val="18"/>
+        </w:rPr>
+        <w:t xml:space="preserve">His place of burial ~ No source in the archive gives one; he died at</w:t>
+      </w:r>
+    </w:p>
+    <w:p>
+      <w:pPr>
+        <w:shd w:fill="F2EEE7" w:val="clear"/>
+        <w:spacing w:after="0" w:before="0"/>
+        <w:ind w:left="240" w:right="240"/>
+      </w:pPr>
+      <w:r>
+        <w:rPr>
+          <w:rFonts w:ascii="Consolas" w:cs="Consolas" w:eastAsia="Consolas" w:hAnsi="Consolas"/>
+          <w:sz w:val="18"/>
+          <w:szCs w:val="18"/>
+        </w:rPr>
+        <w:t xml:space="preserve">Waterloo, New York, on 1 September 1901 ~ Cemetery records at Waterloo,</w:t>
+      </w:r>
+    </w:p>
+    <w:p>
+      <w:pPr>
+        <w:shd w:fill="F2EEE7" w:val="clear"/>
+        <w:spacing w:after="160" w:before="0"/>
+        <w:ind w:left="240" w:right="240"/>
+      </w:pPr>
+      <w:r>
+        <w:rPr>
+          <w:rFonts w:ascii="Consolas" w:cs="Consolas" w:eastAsia="Consolas" w:hAnsi="Consolas"/>
+          <w:sz w:val="18"/>
+          <w:szCs w:val="18"/>
+        </w:rPr>
+        <w:t xml:space="preserve">Seneca County death records for September 1901, Find a Grave</w:t>
+      </w:r>
+    </w:p>
+    <w:p>
+      <w:pPr>
+        <w:pStyle w:val="Heading2"/>
+        <w:spacing w:after="120" w:before="300"/>
+      </w:pPr>
+      <w:r>
+        <w:t xml:space="preserve">Closing one</w:t>
+      </w:r>
+    </w:p>
+    <w:p>
+      <w:pPr>
+        <w:pStyle w:val="ListParagraph"/>
+        <w:numPr>
+          <w:ilvl w:val="0"/>
+          <w:numId w:val="5"/>
+        </w:numPr>
+        <w:spacing w:after="100" w:line="276"/>
+      </w:pPr>
+      <w:r>
+        <w:t xml:space="preserve">Pick a question and go and look. Most of them are an afternoon in a county record office, or twenty minutes on a genealogy site.</w:t>
+      </w:r>
+    </w:p>
+    <w:p>
+      <w:pPr>
+        <w:pStyle w:val="ListParagraph"/>
+        <w:numPr>
+          <w:ilvl w:val="0"/>
+          <w:numId w:val="5"/>
+        </w:numPr>
+        <w:spacing w:after="100" w:line="276"/>
+      </w:pPr>
+      <w:r>
+        <w:t xml:space="preserve">When you have the answer, put it in the proper column — the burial place goes in buried_place, a corrected date goes in born_date, and so on.</w:t>
+      </w:r>
+    </w:p>
+    <w:p>
+      <w:pPr>
+        <w:pStyle w:val="ListParagraph"/>
+        <w:numPr>
+          <w:ilvl w:val="0"/>
+          <w:numId w:val="5"/>
+        </w:numPr>
+        <w:spacing w:after="100" w:line="276"/>
+      </w:pPr>
+      <w:r>
+        <w:t xml:space="preserve">Then DELETE that line from the uncertainties cell. That is what closing it means: the answer moves up into the record, and the question stops being displayed.</w:t>
+      </w:r>
+    </w:p>
+    <w:p>
+      <w:pPr>
+        <w:pStyle w:val="ListParagraph"/>
+        <w:numPr>
+          <w:ilvl w:val="0"/>
+          <w:numId w:val="5"/>
+        </w:numPr>
+        <w:spacing w:after="100" w:line="276"/>
+      </w:pPr>
+      <w:r>
+        <w:t xml:space="preserve">If what you find contradicts something the page asserts, correct the bio as well. The sources column at the foot of each page tells you what the biography was written from.</w:t>
+      </w:r>
+    </w:p>
+    <w:p>
+      <w:pPr>
+        <w:pStyle w:val="ListParagraph"/>
+        <w:numPr>
+          <w:ilvl w:val="0"/>
+          <w:numId w:val="5"/>
+        </w:numPr>
+        <w:spacing w:after="100" w:line="276"/>
+      </w:pPr>
+      <w:r>
+        <w:t xml:space="preserve">Rebuild, and the count at the top of the Founders page goes down by one.</w:t>
+      </w:r>
+    </w:p>
+    <w:p>
+      <w:pPr>
+        <w:pBdr>
+          <w:left w:val="single" w:color="8A6A24" w:sz="18" w:space="8"/>
+        </w:pBdr>
+        <w:shd w:fill="F4EFE6" w:val="clear"/>
+        <w:spacing w:after="200" w:before="120" w:line="276"/>
+        <w:ind w:left="120" w:right="120"/>
+      </w:pPr>
+      <w:r>
+        <w:rPr>
+          <w:b/>
+          <w:bCs/>
+        </w:rPr>
+        <w:t xml:space="preserve">Please do not delete a question just to tidy the page. </w:t>
+      </w:r>
+      <w:r>
+        <w:t xml:space="preserve">An unanswered question shown honestly is worth more than a clean page that quietly asserts something nobody checked. That is the whole difference between an archive and a brochure. If a question turns out to be badly worded or not really in doubt, by all means remove it — but not merely because it is inconvenient.</w:t>
+      </w:r>
+    </w:p>
+    <w:p>
+      <w:pPr>
+        <w:pStyle w:val="Heading2"/>
+        <w:spacing w:after="120" w:before="300"/>
+      </w:pPr>
+      <w:r>
+        <w:t xml:space="preserve">The ones most likely to be answerable</w:t>
+      </w:r>
+    </w:p>
+    <w:tbl>
+      <w:tblPr>
+        <w:tblW w:type="dxa" w:w="9360"/>
+        <w:tblBorders>
+          <w:top w:val="single" w:color="auto" w:sz="4"/>
+          <w:left w:val="single" w:color="auto" w:sz="4"/>
+          <w:bottom w:val="single" w:color="auto" w:sz="4"/>
+          <w:right w:val="single" w:color="auto" w:sz="4"/>
+          <w:insideH w:val="single" w:color="auto" w:sz="4"/>
+          <w:insideV w:val="single" w:color="auto" w:sz="4"/>
+        </w:tblBorders>
+      </w:tblPr>
+      <w:tblGrid>
+        <w:gridCol w:w="2500"/>
+        <w:gridCol w:w="6860"/>
+      </w:tblGrid>
+      <w:tr>
+        <w:trPr>
+          <w:tblHeader/>
+        </w:trPr>
+        <w:tc>
+          <w:tcPr>
+            <w:tcW w:type="dxa" w:w="2500"/>
+            <w:tcBorders>
+              <w:top w:val="single" w:color="D8CCB8" w:sz="2"/>
+              <w:left w:val="none" w:color="FFFFFF" w:sz="0"/>
+              <w:bottom w:val="single" w:color="D8CCB8" w:sz="2"/>
+              <w:right w:val="none" w:color="FFFFFF" w:sz="0"/>
+            </w:tcBorders>
+            <w:shd w:fill="F4EFE6" w:val="clear"/>
+            <w:tcMar>
+              <w:top w:type="dxa" w:w="90"/>
+              <w:left w:type="dxa" w:w="120"/>
+              <w:bottom w:type="dxa" w:w="90"/>
+              <w:right w:type="dxa" w:w="120"/>
+            </w:tcMar>
+          </w:tcPr>
+          <w:p>
+            <w:pPr>
+              <w:spacing w:after="0" w:line="260"/>
+            </w:pPr>
+            <w:r>
+              <w:rPr>
+                <w:b/>
+                <w:bCs/>
+                <w:caps/>
+                <w:color w:val="5A5048"/>
+                <w:sz w:val="17"/>
+                <w:szCs w:val="17"/>
+              </w:rPr>
+              <w:t xml:space="preserve">Question</w:t>
+            </w:r>
+          </w:p>
+        </w:tc>
+        <w:tc>
+          <w:tcPr>
+            <w:tcW w:type="dxa" w:w="6860"/>
+            <w:tcBorders>
+              <w:top w:val="single" w:color="D8CCB8" w:sz="2"/>
+              <w:left w:val="none" w:color="FFFFFF" w:sz="0"/>
+              <w:bottom w:val="single" w:color="D8CCB8" w:sz="2"/>
+              <w:right w:val="none" w:color="FFFFFF" w:sz="0"/>
+            </w:tcBorders>
+            <w:shd w:fill="F4EFE6" w:val="clear"/>
+            <w:tcMar>
+              <w:top w:type="dxa" w:w="90"/>
+              <w:left w:type="dxa" w:w="120"/>
+              <w:bottom w:type="dxa" w:w="90"/>
+              <w:right w:type="dxa" w:w="120"/>
+            </w:tcMar>
+          </w:tcPr>
+          <w:p>
+            <w:pPr>
+              <w:spacing w:after="0" w:line="260"/>
+            </w:pPr>
+            <w:r>
+              <w:rPr>
+                <w:b/>
+                <w:bCs/>
+                <w:caps/>
+                <w:color w:val="5A5048"/>
+                <w:sz w:val="17"/>
+                <w:szCs w:val="17"/>
+              </w:rPr>
+              <w:t xml:space="preserve">Where to look</w:t>
+            </w:r>
+          </w:p>
+        </w:tc>
+      </w:tr>
+      <w:tr>
+        <w:tc>
+          <w:tcPr>
+            <w:tcW w:type="dxa" w:w="2500"/>
+            <w:tcBorders>
+              <w:top w:val="single" w:color="D8CCB8" w:sz="2"/>
+              <w:left w:val="none" w:color="FFFFFF" w:sz="0"/>
+              <w:bottom w:val="single" w:color="D8CCB8" w:sz="2"/>
+              <w:right w:val="none" w:color="FFFFFF" w:sz="0"/>
+            </w:tcBorders>
+            <w:tcMar>
+              <w:top w:type="dxa" w:w="90"/>
+              <w:left w:type="dxa" w:w="120"/>
+              <w:bottom w:type="dxa" w:w="90"/>
+              <w:right w:type="dxa" w:w="120"/>
+            </w:tcMar>
+          </w:tcPr>
+          <w:p>
+            <w:pPr>
+              <w:spacing w:after="0" w:line="260"/>
+            </w:pPr>
+            <w:r>
+              <w:rPr>
+                <w:b w:val="false"/>
+                <w:bCs w:val="false"/>
+                <w:caps w:val="false"/>
+                <w:color w:val="1B1614"/>
+                <w:sz w:val="19"/>
+                <w:szCs w:val="19"/>
+              </w:rPr>
+              <w:t xml:space="preserve">Where each of the seven is buried</w:t>
+            </w:r>
+          </w:p>
+        </w:tc>
+        <w:tc>
+          <w:tcPr>
+            <w:tcW w:type="dxa" w:w="6860"/>
+            <w:tcBorders>
+              <w:top w:val="single" w:color="D8CCB8" w:sz="2"/>
+              <w:left w:val="none" w:color="FFFFFF" w:sz="0"/>
+              <w:bottom w:val="single" w:color="D8CCB8" w:sz="2"/>
+              <w:right w:val="none" w:color="FFFFFF" w:sz="0"/>
+            </w:tcBorders>
+            <w:tcMar>
+              <w:top w:type="dxa" w:w="90"/>
+              <w:left w:type="dxa" w:w="120"/>
+              <w:bottom w:type="dxa" w:w="90"/>
+              <w:right w:type="dxa" w:w="120"/>
+            </w:tcMar>
+          </w:tcPr>
+          <w:p>
+            <w:pPr>
+              <w:spacing w:after="0" w:line="260"/>
+            </w:pPr>
+            <w:r>
+              <w:rPr>
+                <w:b w:val="false"/>
+                <w:bCs w:val="false"/>
+                <w:caps w:val="false"/>
+                <w:color w:val="1B1614"/>
+                <w:sz w:val="19"/>
+                <w:szCs w:val="19"/>
+              </w:rPr>
+              <w:t xml:space="preserve">Six death places are known. Waterloo NY (Hadley, 1901), Columbus NE (Goodale, 1898), San Diego CA (Martindale, 1904), Bath NY (Tuttle, 1903), Los Angeles CA (Barnard, 1855), Buffalo NY (Harvey, 1886). County death records, cemetery registers, Find a Grave.</w:t>
+            </w:r>
+          </w:p>
+        </w:tc>
+      </w:tr>
+      <w:tr>
+        <w:tc>
+          <w:tcPr>
+            <w:tcW w:type="dxa" w:w="2500"/>
+            <w:tcBorders>
+              <w:top w:val="single" w:color="D8CCB8" w:sz="2"/>
+              <w:left w:val="none" w:color="FFFFFF" w:sz="0"/>
+              <w:bottom w:val="single" w:color="D8CCB8" w:sz="2"/>
+              <w:right w:val="none" w:color="FFFFFF" w:sz="0"/>
+            </w:tcBorders>
+            <w:tcMar>
+              <w:top w:type="dxa" w:w="90"/>
+              <w:left w:type="dxa" w:w="120"/>
+              <w:bottom w:type="dxa" w:w="90"/>
+              <w:right w:type="dxa" w:w="120"/>
+            </w:tcMar>
+          </w:tcPr>
+          <w:p>
+            <w:pPr>
+              <w:spacing w:after="0" w:line="260"/>
+            </w:pPr>
+            <w:r>
+              <w:rPr>
+                <w:b w:val="false"/>
+                <w:bCs w:val="false"/>
+                <w:caps w:val="false"/>
+                <w:color w:val="1B1614"/>
+                <w:sz w:val="19"/>
+                <w:szCs w:val="19"/>
+              </w:rPr>
+              <w:t xml:space="preserve">Merwin Henry Stewart’s death — 1838, 1839 or 1840, and where</w:t>
+            </w:r>
+          </w:p>
+        </w:tc>
+        <w:tc>
+          <w:tcPr>
+            <w:tcW w:type="dxa" w:w="6860"/>
+            <w:tcBorders>
+              <w:top w:val="single" w:color="D8CCB8" w:sz="2"/>
+              <w:left w:val="none" w:color="FFFFFF" w:sz="0"/>
+              <w:bottom w:val="single" w:color="D8CCB8" w:sz="2"/>
+              <w:right w:val="none" w:color="FFFFFF" w:sz="0"/>
+            </w:tcBorders>
+            <w:tcMar>
+              <w:top w:type="dxa" w:w="90"/>
+              <w:left w:type="dxa" w:w="120"/>
+              <w:bottom w:type="dxa" w:w="90"/>
+              <w:right w:type="dxa" w:w="120"/>
+            </w:tcMar>
+          </w:tcPr>
+          <w:p>
+            <w:pPr>
+              <w:spacing w:after="0" w:line="260"/>
+            </w:pPr>
+            <w:r>
+              <w:rPr>
+                <w:b w:val="false"/>
+                <w:bCs w:val="false"/>
+                <w:caps w:val="false"/>
+                <w:color w:val="1B1614"/>
+                <w:sz w:val="19"/>
+                <w:szCs w:val="19"/>
+              </w:rPr>
+              <w:t xml:space="preserve">Troy, New York, is the only place named, in a 1965 article. Rensselaer County death records; Union College’s necrology; Troy newspapers 1838–1840.</w:t>
+            </w:r>
+          </w:p>
+        </w:tc>
+      </w:tr>
+      <w:tr>
+        <w:tc>
+          <w:tcPr>
+            <w:tcW w:type="dxa" w:w="2500"/>
+            <w:tcBorders>
+              <w:top w:val="single" w:color="D8CCB8" w:sz="2"/>
+              <w:left w:val="none" w:color="FFFFFF" w:sz="0"/>
+              <w:bottom w:val="single" w:color="D8CCB8" w:sz="2"/>
+              <w:right w:val="none" w:color="FFFFFF" w:sz="0"/>
+            </w:tcBorders>
+            <w:tcMar>
+              <w:top w:type="dxa" w:w="90"/>
+              <w:left w:type="dxa" w:w="120"/>
+              <w:bottom w:type="dxa" w:w="90"/>
+              <w:right w:type="dxa" w:w="120"/>
+            </w:tcMar>
+          </w:tcPr>
+          <w:p>
+            <w:pPr>
+              <w:spacing w:after="0" w:line="260"/>
+            </w:pPr>
+            <w:r>
+              <w:rPr>
+                <w:b w:val="false"/>
+                <w:bCs w:val="false"/>
+                <w:caps w:val="false"/>
+                <w:color w:val="1B1614"/>
+                <w:sz w:val="19"/>
+                <w:szCs w:val="19"/>
+              </w:rPr>
+              <w:t xml:space="preserve">Robert Barnard’s death — 1853, 1855 or 1856</w:t>
+            </w:r>
+          </w:p>
+        </w:tc>
+        <w:tc>
+          <w:tcPr>
+            <w:tcW w:type="dxa" w:w="6860"/>
+            <w:tcBorders>
+              <w:top w:val="single" w:color="D8CCB8" w:sz="2"/>
+              <w:left w:val="none" w:color="FFFFFF" w:sz="0"/>
+              <w:bottom w:val="single" w:color="D8CCB8" w:sz="2"/>
+              <w:right w:val="none" w:color="FFFFFF" w:sz="0"/>
+            </w:tcBorders>
+            <w:tcMar>
+              <w:top w:type="dxa" w:w="90"/>
+              <w:left w:type="dxa" w:w="120"/>
+              <w:bottom w:type="dxa" w:w="90"/>
+              <w:right w:type="dxa" w:w="120"/>
+            </w:tcMar>
+          </w:tcPr>
+          <w:p>
+            <w:pPr>
+              <w:spacing w:after="0" w:line="260"/>
+            </w:pPr>
+            <w:r>
+              <w:rPr>
+                <w:b w:val="false"/>
+                <w:bCs w:val="false"/>
+                <w:caps w:val="false"/>
+                <w:color w:val="1B1614"/>
+                <w:sz w:val="19"/>
+                <w:szCs w:val="19"/>
+              </w:rPr>
+              <w:t xml:space="preserve">Los Angeles is agreed. Los Angeles County records for the mid-1850s; California newspapers; Poughkeepsie papers, where his brother was a judge.</w:t>
+            </w:r>
+          </w:p>
+        </w:tc>
+      </w:tr>
+      <w:tr>
+        <w:tc>
+          <w:tcPr>
+            <w:tcW w:type="dxa" w:w="2500"/>
+            <w:tcBorders>
+              <w:top w:val="single" w:color="D8CCB8" w:sz="2"/>
+              <w:left w:val="none" w:color="FFFFFF" w:sz="0"/>
+              <w:bottom w:val="single" w:color="D8CCB8" w:sz="2"/>
+              <w:right w:val="none" w:color="FFFFFF" w:sz="0"/>
+            </w:tcBorders>
+            <w:tcMar>
+              <w:top w:type="dxa" w:w="90"/>
+              <w:left w:type="dxa" w:w="120"/>
+              <w:bottom w:type="dxa" w:w="90"/>
+              <w:right w:type="dxa" w:w="120"/>
+            </w:tcMar>
+          </w:tcPr>
+          <w:p>
+            <w:pPr>
+              <w:spacing w:after="0" w:line="260"/>
+            </w:pPr>
+            <w:r>
+              <w:rPr>
+                <w:b w:val="false"/>
+                <w:bCs w:val="false"/>
+                <w:caps w:val="false"/>
+                <w:color w:val="1B1614"/>
+                <w:sz w:val="19"/>
+                <w:szCs w:val="19"/>
+              </w:rPr>
+              <w:t xml:space="preserve">Whether there were seven founders or eight</w:t>
+            </w:r>
+          </w:p>
+        </w:tc>
+        <w:tc>
+          <w:tcPr>
+            <w:tcW w:type="dxa" w:w="6860"/>
+            <w:tcBorders>
+              <w:top w:val="single" w:color="D8CCB8" w:sz="2"/>
+              <w:left w:val="none" w:color="FFFFFF" w:sz="0"/>
+              <w:bottom w:val="single" w:color="D8CCB8" w:sz="2"/>
+              <w:right w:val="none" w:color="FFFFFF" w:sz="0"/>
+            </w:tcBorders>
+            <w:tcMar>
+              <w:top w:type="dxa" w:w="90"/>
+              <w:left w:type="dxa" w:w="120"/>
+              <w:bottom w:type="dxa" w:w="90"/>
+              <w:right w:type="dxa" w:w="120"/>
+            </w:tcMar>
+          </w:tcPr>
+          <w:p>
+            <w:pPr>
+              <w:spacing w:after="0" w:line="260"/>
+            </w:pPr>
+            <w:r>
+              <w:rPr>
+                <w:b w:val="false"/>
+                <w:bCs w:val="false"/>
+                <w:caps w:val="false"/>
+                <w:color w:val="1B1614"/>
+                <w:sz w:val="19"/>
+                <w:szCs w:val="19"/>
+              </w:rPr>
+              <w:t xml:space="preserve">William H. Backus is named by both Goodale and Hadley among the most active organisers, and a line reading “One of the Eight Founders of Psi Upsilon” on his page in the Records of the Theta was later struck out in different ink. The original Pledge and the Theta’s first minute book would settle it.</w:t>
+            </w:r>
+          </w:p>
+        </w:tc>
+      </w:tr>
+      <w:tr>
+        <w:tc>
+          <w:tcPr>
+            <w:tcW w:type="dxa" w:w="2500"/>
+            <w:tcBorders>
+              <w:top w:val="single" w:color="D8CCB8" w:sz="2"/>
+              <w:left w:val="none" w:color="FFFFFF" w:sz="0"/>
+              <w:bottom w:val="single" w:color="D8CCB8" w:sz="2"/>
+              <w:right w:val="none" w:color="FFFFFF" w:sz="0"/>
+            </w:tcBorders>
+            <w:tcMar>
+              <w:top w:type="dxa" w:w="90"/>
+              <w:left w:type="dxa" w:w="120"/>
+              <w:bottom w:type="dxa" w:w="90"/>
+              <w:right w:type="dxa" w:w="120"/>
+            </w:tcMar>
+          </w:tcPr>
+          <w:p>
+            <w:pPr>
+              <w:spacing w:after="0" w:line="260"/>
+            </w:pPr>
+            <w:r>
+              <w:rPr>
+                <w:b w:val="false"/>
+                <w:bCs w:val="false"/>
+                <w:caps w:val="false"/>
+                <w:color w:val="1B1614"/>
+                <w:sz w:val="19"/>
+                <w:szCs w:val="19"/>
+              </w:rPr>
+              <w:t xml:space="preserve">Whose room the Pledge was signed in</w:t>
+            </w:r>
+          </w:p>
+        </w:tc>
+        <w:tc>
+          <w:tcPr>
+            <w:tcW w:type="dxa" w:w="6860"/>
+            <w:tcBorders>
+              <w:top w:val="single" w:color="D8CCB8" w:sz="2"/>
+              <w:left w:val="none" w:color="FFFFFF" w:sz="0"/>
+              <w:bottom w:val="single" w:color="D8CCB8" w:sz="2"/>
+              <w:right w:val="none" w:color="FFFFFF" w:sz="0"/>
+            </w:tcBorders>
+            <w:tcMar>
+              <w:top w:type="dxa" w:w="90"/>
+              <w:left w:type="dxa" w:w="120"/>
+              <w:bottom w:type="dxa" w:w="90"/>
+              <w:right w:type="dxa" w:w="120"/>
+            </w:tcMar>
+          </w:tcPr>
+          <w:p>
+            <w:pPr>
+              <w:spacing w:after="0" w:line="260"/>
+            </w:pPr>
+            <w:r>
+              <w:rPr>
+                <w:b w:val="false"/>
+                <w:bCs w:val="false"/>
+                <w:caps w:val="false"/>
+                <w:color w:val="1B1614"/>
+                <w:sz w:val="19"/>
+                <w:szCs w:val="19"/>
+              </w:rPr>
+              <w:t xml:space="preserve">Union College’s room assignments or steward’s books for 1833–34 would show who occupied No. 11 Old College.</w:t>
+            </w:r>
+          </w:p>
+        </w:tc>
+      </w:tr>
+      <w:tr>
+        <w:tc>
+          <w:tcPr>
+            <w:tcW w:type="dxa" w:w="2500"/>
+            <w:tcBorders>
+              <w:top w:val="single" w:color="D8CCB8" w:sz="2"/>
+              <w:left w:val="none" w:color="FFFFFF" w:sz="0"/>
+              <w:bottom w:val="single" w:color="D8CCB8" w:sz="2"/>
+              <w:right w:val="none" w:color="FFFFFF" w:sz="0"/>
+            </w:tcBorders>
+            <w:tcMar>
+              <w:top w:type="dxa" w:w="90"/>
+              <w:left w:type="dxa" w:w="120"/>
+              <w:bottom w:type="dxa" w:w="90"/>
+              <w:right w:type="dxa" w:w="120"/>
+            </w:tcMar>
+          </w:tcPr>
+          <w:p>
+            <w:pPr>
+              <w:spacing w:after="0" w:line="260"/>
+            </w:pPr>
+            <w:r>
+              <w:rPr>
+                <w:b w:val="false"/>
+                <w:bCs w:val="false"/>
+                <w:caps w:val="false"/>
+                <w:color w:val="1B1614"/>
+                <w:sz w:val="19"/>
+                <w:szCs w:val="19"/>
+              </w:rPr>
+              <w:t xml:space="preserve">The founders’ parents, wives and children</w:t>
+            </w:r>
+          </w:p>
+        </w:tc>
+        <w:tc>
+          <w:tcPr>
+            <w:tcW w:type="dxa" w:w="6860"/>
+            <w:tcBorders>
+              <w:top w:val="single" w:color="D8CCB8" w:sz="2"/>
+              <w:left w:val="none" w:color="FFFFFF" w:sz="0"/>
+              <w:bottom w:val="single" w:color="D8CCB8" w:sz="2"/>
+              <w:right w:val="none" w:color="FFFFFF" w:sz="0"/>
+            </w:tcBorders>
+            <w:tcMar>
+              <w:top w:type="dxa" w:w="90"/>
+              <w:left w:type="dxa" w:w="120"/>
+              <w:bottom w:type="dxa" w:w="90"/>
+              <w:right w:type="dxa" w:w="120"/>
+            </w:tcMar>
+          </w:tcPr>
+          <w:p>
+            <w:pPr>
+              <w:spacing w:after="0" w:line="260"/>
+            </w:pPr>
+            <w:r>
+              <w:rPr>
+                <w:b w:val="false"/>
+                <w:bCs w:val="false"/>
+                <w:caps w:val="false"/>
+                <w:color w:val="1B1614"/>
+                <w:sz w:val="19"/>
+                <w:szCs w:val="19"/>
+              </w:rPr>
+              <w:t xml:space="preserve">Federal censuses of 1830–1880; town vital records at Goshen CT, Egremont MA, Sandy Hill (now Hudson Falls) NY, Windham NY and Poughkeepsie NY; Union College matriculation records, which usually give an age and a home town.</w:t>
+            </w:r>
+          </w:p>
+        </w:tc>
+      </w:tr>
+    </w:tbl>
+    <w:p>
+      <w:r>
+        <w:br w:type="page"/>
+      </w:r>
+    </w:p>
+    <w:p>
+      <w:pPr>
+        <w:pStyle w:val="Heading1"/>
+        <w:spacing w:after="160" w:before="360"/>
+      </w:pPr>
+      <w:r>
+        <w:t xml:space="preserve">7.  About running the OCR again</w:t>
       </w:r>
     </w:p>
     <w:p>
@@ -5607,7 +7143,7 @@
         <w:spacing w:after="160" w:before="360"/>
       </w:pPr>
       <w:r>
-        <w:t xml:space="preserve">7.  What to do first</w:t>
+        <w:t xml:space="preserve">8.  What to do first</w:t>
       </w:r>
     </w:p>
     <w:tbl>
@@ -5797,7 +7333,7 @@
                 <w:sz w:val="19"/>
                 <w:szCs w:val="19"/>
               </w:rPr>
-              <w:t xml:space="preserve">Write the seven biographies in data\founders.xlsx. Nothing else on the site gives as much back for as little.</w:t>
+              <w:t xml:space="preserve">Read the seven biographies against the sources listed at the foot of each page, and correct what is wrong. They were written from the archive, but they were written fast, and you know this material better than any text-matching does.</w:t>
             </w:r>
           </w:p>
         </w:tc>
@@ -5898,7 +7434,7 @@
                 <w:sz w:val="19"/>
                 <w:szCs w:val="19"/>
               </w:rPr>
-              <w:t xml:space="preserve">Add the burial places and Find a Grave links.</w:t>
+              <w:t xml:space="preserve">Find the seven burial places. Not one is recorded anywhere in 190 years of the Fraternity’s publications, six of the seven death places are known, and this is the single most requested fact on a page like this.</w:t>
             </w:r>
           </w:p>
         </w:tc>
@@ -5931,7 +7467,7 @@
                 <w:sz w:val="19"/>
                 <w:szCs w:val="19"/>
               </w:rPr>
-              <w:t xml:space="preserve">An hour</w:t>
+              <w:t xml:space="preserve">An afternoon</w:t>
             </w:r>
           </w:p>
         </w:tc>
@@ -5999,7 +7535,7 @@
                 <w:sz w:val="19"/>
                 <w:szCs w:val="19"/>
               </w:rPr>
-              <w:t xml:space="preserve">Find seven portraits, or seven engravings, and drop them in.</w:t>
+              <w:t xml:space="preserve">Find portraits. Six of the seven have none — try Union College’s Schaffer Library first.</w:t>
             </w:r>
           </w:p>
         </w:tc>
@@ -6100,7 +7636,7 @@
                 <w:sz w:val="19"/>
                 <w:szCs w:val="19"/>
               </w:rPr>
-              <w:t xml:space="preserve">Add twenty more timeline events — the years you already know are missing. Aim for one per decade before you aim for completeness.</w:t>
+              <w:t xml:space="preserve">Close whichever of the eighty-four open questions you can answer from what you already know, without going anywhere.</w:t>
             </w:r>
           </w:p>
         </w:tc>
@@ -6336,6 +7872,107 @@
                 <w:szCs w:val="19"/>
               </w:rPr>
               <w:t xml:space="preserve">Twenty minutes</w:t>
+            </w:r>
+          </w:p>
+        </w:tc>
+      </w:tr>
+      <w:tr>
+        <w:tc>
+          <w:tcPr>
+            <w:tcW w:type="dxa" w:w="600"/>
+            <w:tcBorders>
+              <w:top w:val="single" w:color="D8CCB8" w:sz="2"/>
+              <w:left w:val="none" w:color="FFFFFF" w:sz="0"/>
+              <w:bottom w:val="single" w:color="D8CCB8" w:sz="2"/>
+              <w:right w:val="none" w:color="FFFFFF" w:sz="0"/>
+            </w:tcBorders>
+            <w:tcMar>
+              <w:top w:type="dxa" w:w="90"/>
+              <w:left w:type="dxa" w:w="120"/>
+              <w:bottom w:type="dxa" w:w="90"/>
+              <w:right w:type="dxa" w:w="120"/>
+            </w:tcMar>
+          </w:tcPr>
+          <w:p>
+            <w:pPr>
+              <w:spacing w:after="0" w:line="260"/>
+            </w:pPr>
+            <w:r>
+              <w:rPr>
+                <w:b w:val="false"/>
+                <w:bCs w:val="false"/>
+                <w:caps w:val="false"/>
+                <w:color w:val="1B1614"/>
+                <w:sz w:val="19"/>
+                <w:szCs w:val="19"/>
+              </w:rPr>
+              <w:t xml:space="preserve">7</w:t>
+            </w:r>
+          </w:p>
+        </w:tc>
+        <w:tc>
+          <w:tcPr>
+            <w:tcW w:type="dxa" w:w="7060"/>
+            <w:tcBorders>
+              <w:top w:val="single" w:color="D8CCB8" w:sz="2"/>
+              <w:left w:val="none" w:color="FFFFFF" w:sz="0"/>
+              <w:bottom w:val="single" w:color="D8CCB8" w:sz="2"/>
+              <w:right w:val="none" w:color="FFFFFF" w:sz="0"/>
+            </w:tcBorders>
+            <w:tcMar>
+              <w:top w:type="dxa" w:w="90"/>
+              <w:left w:type="dxa" w:w="120"/>
+              <w:bottom w:type="dxa" w:w="90"/>
+              <w:right w:type="dxa" w:w="120"/>
+            </w:tcMar>
+          </w:tcPr>
+          <w:p>
+            <w:pPr>
+              <w:spacing w:after="0" w:line="260"/>
+            </w:pPr>
+            <w:r>
+              <w:rPr>
+                <w:b w:val="false"/>
+                <w:bCs w:val="false"/>
+                <w:caps w:val="false"/>
+                <w:color w:val="1B1614"/>
+                <w:sz w:val="19"/>
+                <w:szCs w:val="19"/>
+              </w:rPr>
+              <w:t xml:space="preserve">Add timeline events for the decades that are thin — the 1920s and the 1950s have two each.</w:t>
+            </w:r>
+          </w:p>
+        </w:tc>
+        <w:tc>
+          <w:tcPr>
+            <w:tcW w:type="dxa" w:w="1700"/>
+            <w:tcBorders>
+              <w:top w:val="single" w:color="D8CCB8" w:sz="2"/>
+              <w:left w:val="none" w:color="FFFFFF" w:sz="0"/>
+              <w:bottom w:val="single" w:color="D8CCB8" w:sz="2"/>
+              <w:right w:val="none" w:color="FFFFFF" w:sz="0"/>
+            </w:tcBorders>
+            <w:tcMar>
+              <w:top w:type="dxa" w:w="90"/>
+              <w:left w:type="dxa" w:w="120"/>
+              <w:bottom w:type="dxa" w:w="90"/>
+              <w:right w:type="dxa" w:w="120"/>
+            </w:tcMar>
+          </w:tcPr>
+          <w:p>
+            <w:pPr>
+              <w:spacing w:after="0" w:line="260"/>
+            </w:pPr>
+            <w:r>
+              <w:rPr>
+                <w:b w:val="false"/>
+                <w:bCs w:val="false"/>
+                <w:caps w:val="false"/>
+                <w:color w:val="1B1614"/>
+                <w:sz w:val="19"/>
+                <w:szCs w:val="19"/>
+              </w:rPr>
+              <w:t xml:space="preserve">An evening</w:t>
             </w:r>
           </w:p>
         </w:tc>
@@ -6643,6 +8280,12 @@
     </w:lvlOverride>
   </w:num>
   <w:num w:numId="4">
+    <w:abstractNumId w:val="3"/>
+    <w:lvlOverride w:ilvl="0">
+      <w:startOverride w:val="1"/>
+    </w:lvlOverride>
+  </w:num>
+  <w:num w:numId="5">
     <w:abstractNumId w:val="3"/>
     <w:lvlOverride w:ilvl="0">
       <w:startOverride w:val="1"/>
